--- a/Практика универ/ФИО_Отчет_ШАБЛОН_Ознакомительная.docx
+++ b/Практика универ/ФИО_Отчет_ШАБЛОН_Ознакомительная.docx
@@ -57,8 +57,6 @@
           </wp:inline>
         </w:drawing>
       </w:r>
-      <w:bookmarkStart w:id="40" w:name="_GoBack"/>
-      <w:bookmarkEnd w:id="40"/>
       <w:r>
         <mc:AlternateContent>
           <mc:Choice Requires="wps">
@@ -1679,8 +1677,8 @@
           <w:szCs w:val="28"/>
         </w:rPr>
       </w:pPr>
-      <w:bookmarkStart w:id="0" w:name="_Toc195622006"/>
-      <w:bookmarkStart w:id="1" w:name="_Toc104055007"/>
+      <w:bookmarkStart w:id="0" w:name="_Toc104055007"/>
+      <w:bookmarkStart w:id="1" w:name="_Toc195622006"/>
       <w:r>
         <w:rPr>
           <w:rFonts w:eastAsia="Calibri"/>
@@ -1856,7 +1854,6 @@
           <w:numId w:val="2"/>
         </w:numPr>
         <w:spacing w:line="360" w:lineRule="auto"/>
-        <w:ind w:left="0" w:firstLine="851"/>
         <w:contextualSpacing/>
         <w:jc w:val="both"/>
         <w:rPr>
@@ -1875,7 +1872,24 @@
           <w:szCs w:val="28"/>
           <w:lang w:eastAsia="en-US" w:bidi="ru-RU"/>
         </w:rPr>
-        <w:t>Приобретение навыков научного поиска и практической работы с информационными источниками данных.</w:t>
+        <w:t>Приобретение навыков</w:t>
+      </w:r>
+      <w:r>
+        <w:rPr>
+          <w:color w:val="000000"/>
+          <w:szCs w:val="28"/>
+        </w:rPr>
+        <w:t xml:space="preserve"> </w:t>
+      </w:r>
+      <w:r>
+        <w:rPr>
+          <w:rFonts w:eastAsia="Calibri"/>
+          <w:iCs/>
+          <w:color w:val="000000"/>
+          <w:szCs w:val="28"/>
+          <w:lang w:eastAsia="en-US" w:bidi="ru-RU"/>
+        </w:rPr>
+        <w:t>использования современных информационных технологий и программных средств для решения задач анализа данных.</w:t>
       </w:r>
     </w:p>
     <w:p>
@@ -1891,6 +1905,7 @@
         <w:jc w:val="both"/>
         <w:rPr>
           <w:rFonts w:eastAsia="Calibri"/>
+          <w:iCs/>
           <w:color w:val="000000"/>
           <w:szCs w:val="28"/>
           <w:lang w:eastAsia="en-US" w:bidi="ru-RU"/>
@@ -1899,11 +1914,12 @@
       <w:r>
         <w:rPr>
           <w:rFonts w:eastAsia="Calibri"/>
+          <w:iCs/>
           <w:color w:val="000000"/>
           <w:szCs w:val="28"/>
           <w:lang w:eastAsia="en-US" w:bidi="ru-RU"/>
         </w:rPr>
-        <w:t>Овладение практическими методиками формирования цели и задач для работы над групповым проектом, управления познавательной деятельностью.</w:t>
+        <w:t>Приобретение навыков инсталлирования программного обеспечения.</w:t>
       </w:r>
     </w:p>
     <w:p>
@@ -1914,6 +1930,7 @@
           <w:numId w:val="2"/>
         </w:numPr>
         <w:spacing w:line="360" w:lineRule="auto"/>
+        <w:ind w:left="0" w:firstLine="851"/>
         <w:contextualSpacing/>
         <w:jc w:val="both"/>
         <w:rPr>
@@ -1932,7 +1949,7 @@
           <w:szCs w:val="28"/>
           <w:lang w:eastAsia="en-US" w:bidi="ru-RU"/>
         </w:rPr>
-        <w:t>Приобретение практических навыков участия в командной работе, в групповых проектах, распределения ролей в условиях командного взаимодействия</w:t>
+        <w:t>Формирование практических навыков по основам алгоритмизации вычислительных процессов и программированию решения задач обработки данных их отладке и тестирования на выбранной языковой платформе.</w:t>
       </w:r>
     </w:p>
     <w:p>
@@ -1943,10 +1960,12 @@
           <w:numId w:val="2"/>
         </w:numPr>
         <w:spacing w:line="360" w:lineRule="auto"/>
+        <w:ind w:left="0" w:firstLine="851"/>
         <w:contextualSpacing/>
         <w:jc w:val="both"/>
         <w:rPr>
           <w:rFonts w:eastAsia="Calibri"/>
+          <w:iCs/>
           <w:color w:val="000000"/>
           <w:szCs w:val="28"/>
           <w:lang w:eastAsia="en-US" w:bidi="ru-RU"/>
@@ -1955,11 +1974,12 @@
       <w:r>
         <w:rPr>
           <w:rFonts w:eastAsia="Calibri"/>
+          <w:iCs/>
           <w:color w:val="000000"/>
           <w:szCs w:val="28"/>
           <w:lang w:eastAsia="en-US" w:bidi="ru-RU"/>
         </w:rPr>
-        <w:t>Приобретение практических навыков использования иностранного языка при анализе зарубежных информационных Интернет источников.</w:t>
+        <w:t>Получение навыков экспериментального исследования больших данных и практического решения информационных задач по обработке данных.</w:t>
       </w:r>
     </w:p>
     <w:p>
@@ -1988,24 +2008,7 @@
           <w:szCs w:val="28"/>
           <w:lang w:eastAsia="en-US" w:bidi="ru-RU"/>
         </w:rPr>
-        <w:t>Приобретение навыков</w:t>
-      </w:r>
-      <w:r>
-        <w:rPr>
-          <w:color w:val="000000"/>
-          <w:szCs w:val="28"/>
-        </w:rPr>
-        <w:t xml:space="preserve"> </w:t>
-      </w:r>
-      <w:r>
-        <w:rPr>
-          <w:rFonts w:eastAsia="Calibri"/>
-          <w:iCs/>
-          <w:color w:val="000000"/>
-          <w:szCs w:val="28"/>
-          <w:lang w:eastAsia="en-US" w:bidi="ru-RU"/>
-        </w:rPr>
-        <w:t>использования современных информационных технологий и программных средств для решения задач анализа данных.</w:t>
+        <w:t>Получения навыков проведения инженерных расчетов.</w:t>
       </w:r>
     </w:p>
     <w:p>
@@ -2035,7 +2038,7 @@
           <w:szCs w:val="28"/>
           <w:lang w:eastAsia="en-US" w:bidi="ru-RU"/>
         </w:rPr>
-        <w:t>Приобретение навыков инсталлирования программного обеспечения.</w:t>
+        <w:t>Получение навыков самостоятельной работы.</w:t>
       </w:r>
     </w:p>
     <w:p>
@@ -2065,125 +2068,6 @@
           <w:szCs w:val="28"/>
           <w:lang w:eastAsia="en-US" w:bidi="ru-RU"/>
         </w:rPr>
-        <w:t>Формирование практических навыков по основам алгоритмизации вычислительных процессов и программированию решения задач обработки данных их отладке и тестирования на выбранной языковой платформе.</w:t>
-      </w:r>
-    </w:p>
-    <w:p>
-      <w:pPr>
-        <w:widowControl w:val="0"/>
-        <w:numPr>
-          <w:ilvl w:val="0"/>
-          <w:numId w:val="2"/>
-        </w:numPr>
-        <w:spacing w:line="360" w:lineRule="auto"/>
-        <w:ind w:left="0" w:firstLine="851"/>
-        <w:contextualSpacing/>
-        <w:jc w:val="both"/>
-        <w:rPr>
-          <w:rFonts w:eastAsia="Calibri"/>
-          <w:iCs/>
-          <w:color w:val="000000"/>
-          <w:szCs w:val="28"/>
-          <w:lang w:eastAsia="en-US" w:bidi="ru-RU"/>
-        </w:rPr>
-      </w:pPr>
-      <w:r>
-        <w:rPr>
-          <w:rFonts w:eastAsia="Calibri"/>
-          <w:iCs/>
-          <w:color w:val="000000"/>
-          <w:szCs w:val="28"/>
-          <w:lang w:eastAsia="en-US" w:bidi="ru-RU"/>
-        </w:rPr>
-        <w:t>Получение навыков экспериментального исследования больших данных и практического решения информационных задач по обработке данных.</w:t>
-      </w:r>
-    </w:p>
-    <w:p>
-      <w:pPr>
-        <w:widowControl w:val="0"/>
-        <w:numPr>
-          <w:ilvl w:val="0"/>
-          <w:numId w:val="2"/>
-        </w:numPr>
-        <w:spacing w:line="360" w:lineRule="auto"/>
-        <w:contextualSpacing/>
-        <w:jc w:val="both"/>
-        <w:rPr>
-          <w:rFonts w:eastAsia="Calibri"/>
-          <w:iCs/>
-          <w:color w:val="000000"/>
-          <w:szCs w:val="28"/>
-          <w:lang w:eastAsia="en-US" w:bidi="ru-RU"/>
-        </w:rPr>
-      </w:pPr>
-      <w:r>
-        <w:rPr>
-          <w:rFonts w:eastAsia="Calibri"/>
-          <w:iCs/>
-          <w:color w:val="000000"/>
-          <w:szCs w:val="28"/>
-          <w:lang w:eastAsia="en-US" w:bidi="ru-RU"/>
-        </w:rPr>
-        <w:t>Получения навыков проведения инженерных расчетов.</w:t>
-      </w:r>
-    </w:p>
-    <w:p>
-      <w:pPr>
-        <w:widowControl w:val="0"/>
-        <w:numPr>
-          <w:ilvl w:val="0"/>
-          <w:numId w:val="2"/>
-        </w:numPr>
-        <w:spacing w:line="360" w:lineRule="auto"/>
-        <w:ind w:left="0" w:firstLine="851"/>
-        <w:contextualSpacing/>
-        <w:jc w:val="both"/>
-        <w:rPr>
-          <w:rFonts w:eastAsia="Calibri"/>
-          <w:iCs/>
-          <w:color w:val="000000"/>
-          <w:szCs w:val="28"/>
-          <w:lang w:eastAsia="en-US" w:bidi="ru-RU"/>
-        </w:rPr>
-      </w:pPr>
-      <w:r>
-        <w:rPr>
-          <w:rFonts w:eastAsia="Calibri"/>
-          <w:iCs/>
-          <w:color w:val="000000"/>
-          <w:szCs w:val="28"/>
-          <w:lang w:eastAsia="en-US" w:bidi="ru-RU"/>
-        </w:rPr>
-        <w:t>Получение навыков самостоятельной работы.</w:t>
-      </w:r>
-    </w:p>
-    <w:p>
-      <w:pPr>
-        <w:widowControl w:val="0"/>
-        <w:numPr>
-          <w:ilvl w:val="0"/>
-          <w:numId w:val="2"/>
-        </w:numPr>
-        <w:spacing w:line="360" w:lineRule="auto"/>
-        <w:ind w:left="0" w:firstLine="851"/>
-        <w:contextualSpacing/>
-        <w:jc w:val="both"/>
-        <w:rPr>
-          <w:rFonts w:eastAsia="Calibri"/>
-          <w:iCs/>
-          <w:color w:val="000000"/>
-          <w:szCs w:val="28"/>
-          <w:lang w:eastAsia="en-US" w:bidi="ru-RU"/>
-        </w:rPr>
-      </w:pPr>
-      <w:r>
-        <w:rPr>
-          <w:rFonts w:eastAsia="Calibri"/>
-          <w:iCs/>
-          <w:color w:val="000000"/>
-          <w:szCs w:val="28"/>
-          <w:lang w:eastAsia="en-US" w:bidi="ru-RU"/>
-        </w:rPr>
         <w:t>Получение навыков подготовки отчетной документации</w:t>
       </w:r>
     </w:p>
@@ -2281,8 +2165,8 @@
           <w:sz w:val="24"/>
         </w:rPr>
       </w:pPr>
-      <w:bookmarkStart w:id="2" w:name="_Toc104055008"/>
-      <w:bookmarkStart w:id="3" w:name="_Toc195622007"/>
+      <w:bookmarkStart w:id="2" w:name="_Toc195622007"/>
+      <w:bookmarkStart w:id="3" w:name="_Toc104055008"/>
       <w:r>
         <w:rPr>
           <w:sz w:val="24"/>
@@ -5377,8 +5261,8 @@
           <w:lang w:eastAsia="en-US"/>
         </w:rPr>
       </w:pPr>
-      <w:bookmarkStart w:id="14" w:name="_Toc104055014"/>
-      <w:bookmarkStart w:id="15" w:name="_Toc195622013"/>
+      <w:bookmarkStart w:id="14" w:name="_Toc195622013"/>
+      <w:bookmarkStart w:id="15" w:name="_Toc104055014"/>
       <w:r>
         <w:rPr>
           <w:rFonts w:eastAsia="Calibri"/>
@@ -6111,10 +5995,104 @@
       </w:pPr>
       <w:r>
         <w:rPr>
+          <w:rFonts w:hint="default"/>
           <w:color w:val="000000"/>
           <w:shd w:val="clear" w:color="auto" w:fill="FFFFFF"/>
-        </w:rPr>
-        <w:t>Ххх ххх ххххххх ххххххх хххх ххххх ххххххх ххххххххх хххххх ххххххх. Ххххх хххх хх хх х хххх. Ххх хххх хххххххх ххххххх хххххх ххх ххххх ххх. Ххх ххх ххххххх ххххххх хххх ххххх ххххххх ххххххххх хххххх ххххххх. Ххххх хххх хх хх х хххх ххххххх хххххххх хххххх хххххх ххххх хххххх хххххх хххххх.</w:t>
+          <w:lang w:val="ru-RU"/>
+        </w:rPr>
+        <w:t xml:space="preserve">В результате анализа было принято решение использовать </w:t>
+      </w:r>
+      <w:r>
+        <w:rPr>
+          <w:rFonts w:hint="default"/>
+          <w:color w:val="000000"/>
+          <w:shd w:val="clear" w:color="auto" w:fill="FFFFFF"/>
+          <w:lang w:val="en-US"/>
+        </w:rPr>
+        <w:t xml:space="preserve">CSV </w:t>
+      </w:r>
+      <w:r>
+        <w:rPr>
+          <w:rFonts w:hint="default"/>
+          <w:color w:val="000000"/>
+          <w:shd w:val="clear" w:color="auto" w:fill="FFFFFF"/>
+          <w:lang w:val="ru-RU"/>
+        </w:rPr>
+        <w:t xml:space="preserve">как основной формат хранения данных в проекте так как он прост в реализации, библиотека </w:t>
+      </w:r>
+      <w:r>
+        <w:rPr>
+          <w:rFonts w:hint="default"/>
+          <w:color w:val="000000"/>
+          <w:shd w:val="clear" w:color="auto" w:fill="FFFFFF"/>
+          <w:lang w:val="en-US"/>
+        </w:rPr>
+        <w:t xml:space="preserve">Pandas </w:t>
+      </w:r>
+      <w:r>
+        <w:rPr>
+          <w:rFonts w:hint="default"/>
+          <w:color w:val="000000"/>
+          <w:shd w:val="clear" w:color="auto" w:fill="FFFFFF"/>
+          <w:lang w:val="ru-RU"/>
+        </w:rPr>
+        <w:t xml:space="preserve">имеет встроенный метод </w:t>
+      </w:r>
+      <w:r>
+        <w:rPr>
+          <w:rFonts w:hint="default"/>
+          <w:color w:val="000000"/>
+          <w:shd w:val="clear" w:color="auto" w:fill="FFFFFF"/>
+          <w:lang w:val="en-US"/>
+        </w:rPr>
+        <w:t>to_csv</w:t>
+      </w:r>
+      <w:r>
+        <w:rPr>
+          <w:rFonts w:hint="default"/>
+          <w:color w:val="000000"/>
+          <w:shd w:val="clear" w:color="auto" w:fill="FFFFFF"/>
+          <w:lang w:val="ru-RU"/>
+        </w:rPr>
+        <w:t xml:space="preserve">() и </w:t>
+      </w:r>
+      <w:r>
+        <w:rPr>
+          <w:rFonts w:hint="default"/>
+          <w:color w:val="000000"/>
+          <w:shd w:val="clear" w:color="auto" w:fill="FFFFFF"/>
+          <w:lang w:val="en-US"/>
+        </w:rPr>
+        <w:t>read_csc()</w:t>
+      </w:r>
+      <w:r>
+        <w:rPr>
+          <w:rFonts w:hint="default"/>
+          <w:color w:val="000000"/>
+          <w:shd w:val="clear" w:color="auto" w:fill="FFFFFF"/>
+          <w:lang w:val="ru-RU"/>
+        </w:rPr>
+        <w:t xml:space="preserve">, данные можно открыть в любо текстовом редакторе, отсутствуют сложные структуры заголовков. </w:t>
+      </w:r>
+      <w:r>
+        <w:rPr>
+          <w:rFonts w:hint="default"/>
+          <w:color w:val="000000"/>
+          <w:shd w:val="clear" w:color="auto" w:fill="FFFFFF"/>
+          <w:lang w:val="en-US"/>
+        </w:rPr>
+        <w:t xml:space="preserve"> </w:t>
+      </w:r>
+      <w:bookmarkStart w:id="40" w:name="_GoBack"/>
+      <w:bookmarkEnd w:id="40"/>
+      <w:r>
+        <w:rPr>
+          <w:rFonts w:hint="default"/>
+          <w:color w:val="000000"/>
+          <w:shd w:val="clear" w:color="auto" w:fill="FFFFFF"/>
+          <w:lang w:val="ru-RU"/>
+        </w:rPr>
+        <w:t xml:space="preserve"> </w:t>
       </w:r>
       <w:r>
         <w:rPr>
@@ -6154,8 +6132,8 @@
           <w:lang w:eastAsia="en-US"/>
         </w:rPr>
       </w:pPr>
-      <w:bookmarkStart w:id="16" w:name="_Toc195622014"/>
-      <w:bookmarkStart w:id="17" w:name="_Toc104055015"/>
+      <w:bookmarkStart w:id="16" w:name="_Toc104055015"/>
+      <w:bookmarkStart w:id="17" w:name="_Toc195622014"/>
       <w:r>
         <w:rPr>
           <w:rFonts w:eastAsia="Calibri"/>
@@ -8297,8 +8275,8 @@
           <w:b/>
         </w:rPr>
       </w:pPr>
-      <w:bookmarkStart w:id="22" w:name="_Toc195622017"/>
-      <w:bookmarkStart w:id="23" w:name="_Toc104055018"/>
+      <w:bookmarkStart w:id="22" w:name="_Toc104055018"/>
+      <w:bookmarkStart w:id="23" w:name="_Toc195622017"/>
       <w:r>
         <w:rPr>
           <w:b/>
@@ -9738,8 +9716,8 @@
           <w:szCs w:val="24"/>
         </w:rPr>
       </w:pPr>
-      <w:bookmarkStart w:id="28" w:name="_Toc195622020"/>
-      <w:bookmarkStart w:id="29" w:name="_Toc104055021"/>
+      <w:bookmarkStart w:id="28" w:name="_Toc104055021"/>
+      <w:bookmarkStart w:id="29" w:name="_Toc195622020"/>
       <w:r>
         <w:rPr>
           <w:rFonts w:eastAsia="Calibri"/>
@@ -9950,8 +9928,8 @@
           <w:color w:val="000000"/>
         </w:rPr>
       </w:pPr>
-      <w:bookmarkStart w:id="32" w:name="_Toc104055023"/>
-      <w:bookmarkStart w:id="33" w:name="_Toc195622022"/>
+      <w:bookmarkStart w:id="32" w:name="_Toc195622022"/>
+      <w:bookmarkStart w:id="33" w:name="_Toc104055023"/>
       <w:r>
         <w:rPr>
           <w:b/>
@@ -10074,8 +10052,8 @@
           <w:lang w:eastAsia="en-US"/>
         </w:rPr>
       </w:pPr>
-      <w:bookmarkStart w:id="34" w:name="_Toc195622023"/>
-      <w:bookmarkStart w:id="35" w:name="_Toc104055024"/>
+      <w:bookmarkStart w:id="34" w:name="_Toc104055024"/>
+      <w:bookmarkStart w:id="35" w:name="_Toc195622023"/>
       <w:r>
         <w:rPr>
           <w:rFonts w:eastAsia="Calibri"/>
@@ -12319,22 +12297,6 @@
                       <a:ln w="6350">
                         <a:noFill/>
                       </a:ln>
-                      <a:extLst>
-                        <a:ext uri="{909E8E84-426E-40DD-AFC4-6F175D3DCCD1}">
-                          <a14:hiddenFill xmlns:a14="http://schemas.microsoft.com/office/drawing/2010/main">
-                            <a:solidFill>
-                              <a:schemeClr val="lt1"/>
-                            </a:solidFill>
-                          </a14:hiddenFill>
-                        </a:ext>
-                        <a:ext uri="{91240B29-F687-4F45-9708-019B960494DF}">
-                          <a14:hiddenLine xmlns:a14="http://schemas.microsoft.com/office/drawing/2010/main" w="6350">
-                            <a:solidFill>
-                              <a:prstClr val="black"/>
-                            </a:solidFill>
-                          </a14:hiddenLine>
-                        </a:ext>
-                      </a:extLst>
                     </wps:spPr>
                     <wps:style>
                       <a:lnRef idx="0">
@@ -12385,7 +12347,7 @@
         </mc:Choice>
         <mc:Fallback>
           <w:pict>
-            <v:shape id="_x0000_s1026" o:spid="_x0000_s1026" o:spt="202" type="#_x0000_t202" style="position:absolute;left:0pt;margin-top:0pt;height:144pt;width:144pt;mso-position-horizontal:right;mso-position-horizontal-relative:margin;mso-wrap-style:none;z-index:251659264;mso-width-relative:page;mso-height-relative:page;" filled="f" stroked="f" coordsize="21600,21600" o:gfxdata="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">
+            <v:shape id="_x0000_s1026" o:spid="_x0000_s1026" o:spt="202" type="#_x0000_t202" style="position:absolute;left:0pt;margin-top:0pt;height:144pt;width:144pt;mso-position-horizontal:right;mso-position-horizontal-relative:margin;mso-wrap-style:none;z-index:251659264;mso-width-relative:page;mso-height-relative:page;" filled="f" stroked="f" coordsize="21600,21600" o:gfxdata="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">
               <v:fill on="f" focussize="0,0"/>
               <v:stroke on="f" weight="0.5pt"/>
               <v:imagedata o:title=""/>
@@ -14432,6 +14394,7 @@
   <w:style w:type="paragraph" w:customStyle="1" w:styleId="75">
     <w:name w:val="as_09"/>
     <w:basedOn w:val="64"/>
+    <w:qFormat/>
     <w:uiPriority w:val="0"/>
     <w:pPr>
       <w:spacing w:line="336" w:lineRule="auto"/>
@@ -14449,6 +14412,7 @@
   <w:style w:type="table" w:customStyle="1" w:styleId="77">
     <w:name w:val="Сетка таблицы2"/>
     <w:basedOn w:val="12"/>
+    <w:qFormat/>
     <w:uiPriority w:val="0"/>
     <w:pPr>
       <w:jc w:val="right"/>
@@ -14484,6 +14448,7 @@
   <w:style w:type="table" w:customStyle="1" w:styleId="78">
     <w:name w:val="assTable"/>
     <w:basedOn w:val="12"/>
+    <w:qFormat/>
     <w:uiPriority w:val="0"/>
     <w:pPr>
       <w:jc w:val="right"/>
@@ -14624,6 +14589,7 @@
   </w:style>
   <w:style w:type="character" w:customStyle="1" w:styleId="82">
     <w:name w:val="asItalic"/>
+    <w:qFormat/>
     <w:uiPriority w:val="0"/>
     <w:rPr>
       <w:i/>
@@ -14632,6 +14598,7 @@
   </w:style>
   <w:style w:type="character" w:customStyle="1" w:styleId="83">
     <w:name w:val="asIUp"/>
+    <w:qFormat/>
     <w:uiPriority w:val="0"/>
     <w:rPr>
       <w:i/>
@@ -14642,6 +14609,7 @@
   </w:style>
   <w:style w:type="character" w:customStyle="1" w:styleId="84">
     <w:name w:val="asIDown"/>
+    <w:qFormat/>
     <w:uiPriority w:val="0"/>
     <w:rPr>
       <w:i/>
@@ -14652,6 +14620,7 @@
   </w:style>
   <w:style w:type="character" w:customStyle="1" w:styleId="85">
     <w:name w:val="asIUpStepen"/>
+    <w:qFormat/>
     <w:uiPriority w:val="0"/>
     <w:rPr>
       <w:spacing w:val="6"/>
@@ -14675,6 +14644,7 @@
     <w:name w:val="as_тбЗаг"/>
     <w:basedOn w:val="1"/>
     <w:next w:val="58"/>
+    <w:qFormat/>
     <w:uiPriority w:val="0"/>
     <w:pPr>
       <w:keepNext/>
@@ -14695,6 +14665,7 @@
   </w:style>
   <w:style w:type="character" w:customStyle="1" w:styleId="89">
     <w:name w:val="asIc_IF"/>
+    <w:qFormat/>
     <w:uiPriority w:val="0"/>
     <w:rPr>
       <w:color w:val="auto"/>
@@ -14763,6 +14734,7 @@
     <w:name w:val="1"/>
     <w:basedOn w:val="1"/>
     <w:link w:val="96"/>
+    <w:qFormat/>
     <w:uiPriority w:val="0"/>
     <w:pPr>
       <w:widowControl w:val="0"/>
